--- a/TIDYTUESDAY/2025-07-08-COLORS/misc/linkedin_post_copy.docx
+++ b/TIDYTUESDAY/2025-07-08-COLORS/misc/linkedin_post_copy.docx
@@ -197,12 +197,15 @@
           <w:rFonts w:ascii="Aptos" w:hAnsi="Aptos"/>
         </w:rPr>
       </w:pPr>
-      <w:r>
-        <w:rPr>
-          <w:rFonts w:ascii="Aptos" w:hAnsi="Aptos"/>
-        </w:rPr>
-        <w:t>tbd</w:t>
-      </w:r>
+      <w:hyperlink r:id="rId5" w:history="1">
+        <w:r>
+          <w:rPr>
+            <w:rStyle w:val="Hyperlink"/>
+            <w:rFonts w:ascii="Aptos" w:hAnsi="Aptos"/>
+          </w:rPr>
+          <w:t>https://stevenvillalon.github.io/portfolio/TIDYTUESDAY/2025-07-08-COLORS/2025-07-08_tidy_tuesday_colors_O.html</w:t>
+        </w:r>
+      </w:hyperlink>
     </w:p>
     <w:p>
       <w:pPr>
@@ -229,7 +232,13 @@
         <w:rPr>
           <w:rFonts w:ascii="Aptos" w:hAnsi="Aptos"/>
         </w:rPr>
-        <w:t>Colors</w:t>
+        <w:t>Color</w:t>
+      </w:r>
+      <w:r>
+        <w:rPr>
+          <w:rFonts w:ascii="Aptos" w:hAnsi="Aptos"/>
+        </w:rPr>
+        <w:t>Wheel</w:t>
       </w:r>
     </w:p>
     <w:sectPr>
